--- a/EXPORTS/DOCX/published/niveau3/Dutch/WMLeiden.docx
+++ b/EXPORTS/DOCX/published/niveau3/Dutch/WMLeiden.docx
@@ -2038,7 +2038,61 @@
           <w:color w:val="000000"/>
           <w:sz w:val="24"/>
         </w:rPr>
-        <w:t>overgedaan. In het Wereldmuseum Leiden zijn sinds de oprichting gegeven</w:t>
+        <w:t xml:space="preserve">overgedaan. In het Wereldmuseum Leiden zijn sinds de </w:t>
+      </w:r>
+      <w:r>
+        <w:rPr>
+          <w:u w:val="single" w:color="0000ff"/>
+          <w:rFonts w:ascii="Charis SIL Regular" w:hAnsi="Charis SIL Regular" w:eastAsia="Charis SIL Regular"/>
+          <w:b w:val="0"/>
+          <w:i w:val="0"/>
+          <w:color w:val="000000"/>
+          <w:sz w:val="24"/>
+        </w:rPr>
+        <w:hyperlink r:id="rId11" w:history="1">
+          <w:r>
+            <w:rPr>
+              <w:rStyle w:val="Hyperlink"/>
+            </w:rPr>
+            <w:t>oprichting ge</w:t>
+          </w:r>
+        </w:hyperlink>
+      </w:r>
+      <w:r>
+        <w:rPr>
+          <w:u w:val="single" w:color="0000ff"/>
+          <w:rFonts w:ascii="Charis SIL Regular" w:hAnsi="Charis SIL Regular" w:eastAsia="Charis SIL Regular"/>
+          <w:b w:val="0"/>
+          <w:i w:val="0"/>
+          <w:color w:val="000000"/>
+          <w:sz w:val="24"/>
+        </w:rPr>
+        <w:hyperlink r:id="rId11" w:history="1">
+          <w:r>
+            <w:rPr>
+              <w:rStyle w:val="Hyperlink"/>
+            </w:rPr>
+            <w:t>g</w:t>
+          </w:r>
+        </w:hyperlink>
+      </w:r>
+      <w:r>
+        <w:rPr>
+          <w:u w:val="single" w:color="0000ff"/>
+          <w:rFonts w:ascii="Charis SIL Regular" w:hAnsi="Charis SIL Regular" w:eastAsia="Charis SIL Regular"/>
+          <w:b w:val="0"/>
+          <w:i w:val="0"/>
+          <w:color w:val="000000"/>
+          <w:sz w:val="24"/>
+        </w:rPr>
+        <w:hyperlink r:id="rId11" w:history="1">
+          <w:r>
+            <w:rPr>
+              <w:rStyle w:val="Hyperlink"/>
+            </w:rPr>
+            <w:t>even</w:t>
+          </w:r>
+        </w:hyperlink>
       </w:r>
       <w:r>
         <w:rPr>
@@ -2618,7 +2672,7 @@
           <w:sz w:val="24"/>
           <w:u w:val="single"/>
         </w:rPr>
-        <w:t>Etnografisch Muse</w:t>
+        <w:t>Etnografisch Museu</w:t>
       </w:r>
       <w:r>
         <w:rPr>
@@ -2629,7 +2683,7 @@
           <w:sz w:val="24"/>
           <w:u w:val="single"/>
         </w:rPr>
-        <w:t>u</w:t>
+        <w:t>m Arti</w:t>
       </w:r>
       <w:r>
         <w:rPr>
@@ -2638,9 +2692,8 @@
           <w:i w:val="0"/>
           <w:color w:val="0000FF"/>
           <w:sz w:val="24"/>
-          <w:u w:val="single"/>
-        </w:rPr>
-        <w:t>m Artis</w:t>
+        </w:rPr>
+        <w:t>s</w:t>
       </w:r>
       <w:r>
         <w:br/>
@@ -3302,7 +3355,7 @@
           <w:sz w:val="24"/>
           <w:u w:val="single"/>
         </w:rPr>
-        <w:hyperlink r:id="rId17" w:history="1">
+        <w:hyperlink r:id="rId18" w:history="1">
           <w:r>
             <w:rPr>
               <w:rStyle w:val="Hyperlink"/>
@@ -3320,7 +3373,7 @@
           <w:sz w:val="24"/>
           <w:u w:val="single"/>
         </w:rPr>
-        <w:hyperlink r:id="rId17" w:history="1">
+        <w:hyperlink r:id="rId18" w:history="1">
           <w:r>
             <w:rPr>
               <w:rStyle w:val="Hyperlink"/>
@@ -3349,7 +3402,7 @@
           <w:sz w:val="24"/>
           <w:u w:val="single"/>
         </w:rPr>
-        <w:hyperlink r:id="rId18" w:history="1">
+        <w:hyperlink r:id="rId17" w:history="1">
           <w:r>
             <w:rPr>
               <w:rStyle w:val="Hyperlink"/>
@@ -3579,7 +3632,7 @@
           <w:sz w:val="24"/>
           <w:u w:val="single"/>
         </w:rPr>
-        <w:hyperlink r:id="rId20" w:history="1">
+        <w:hyperlink r:id="rId19" w:history="1">
           <w:r>
             <w:rPr>
               <w:rStyle w:val="Hyperlink"/>
@@ -3754,7 +3807,7 @@
           <w:sz w:val="24"/>
           <w:u w:val="single"/>
         </w:rPr>
-        <w:hyperlink r:id="rId21" w:history="1">
+        <w:hyperlink r:id="rId20" w:history="1">
           <w:r>
             <w:rPr>
               <w:rStyle w:val="Hyperlink"/>
@@ -3772,7 +3825,7 @@
           <w:sz w:val="24"/>
           <w:u w:val="single"/>
         </w:rPr>
-        <w:hyperlink r:id="rId21" w:history="1">
+        <w:hyperlink r:id="rId20" w:history="1">
           <w:r>
             <w:rPr>
               <w:rStyle w:val="Hyperlink"/>
@@ -3790,7 +3843,7 @@
           <w:sz w:val="24"/>
           <w:u w:val="single"/>
         </w:rPr>
-        <w:hyperlink r:id="rId21" w:history="1">
+        <w:hyperlink r:id="rId20" w:history="1">
           <w:r>
             <w:rPr>
               <w:rStyle w:val="Hyperlink"/>
@@ -3808,7 +3861,7 @@
           <w:sz w:val="24"/>
           <w:u w:val="single"/>
         </w:rPr>
-        <w:hyperlink r:id="rId21" w:history="1">
+        <w:hyperlink r:id="rId20" w:history="1">
           <w:r>
             <w:rPr>
               <w:rStyle w:val="Hyperlink"/>
@@ -3936,7 +3989,7 @@
           <w:sz w:val="24"/>
           <w:u w:val="single"/>
         </w:rPr>
-        <w:hyperlink r:id="rId22" w:history="1">
+        <w:hyperlink r:id="rId21" w:history="1">
           <w:r>
             <w:rPr>
               <w:rStyle w:val="Hyperlink"/>
@@ -3954,7 +4007,7 @@
           <w:sz w:val="24"/>
           <w:u w:val="single"/>
         </w:rPr>
-        <w:hyperlink r:id="rId22" w:history="1">
+        <w:hyperlink r:id="rId21" w:history="1">
           <w:r>
             <w:rPr>
               <w:rStyle w:val="Hyperlink"/>
@@ -3972,7 +4025,7 @@
           <w:sz w:val="24"/>
           <w:u w:val="single"/>
         </w:rPr>
-        <w:hyperlink r:id="rId22" w:history="1">
+        <w:hyperlink r:id="rId21" w:history="1">
           <w:r>
             <w:rPr>
               <w:rStyle w:val="Hyperlink"/>
@@ -4000,7 +4053,7 @@
           <w:sz w:val="24"/>
           <w:u w:val="single"/>
         </w:rPr>
-        <w:hyperlink r:id="rId23" w:history="1">
+        <w:hyperlink r:id="rId22" w:history="1">
           <w:r>
             <w:rPr>
               <w:rStyle w:val="Hyperlink"/>
@@ -4029,7 +4082,7 @@
           <w:sz w:val="24"/>
           <w:u w:val="single"/>
         </w:rPr>
-        <w:hyperlink r:id="rId23" w:history="1">
+        <w:hyperlink r:id="rId22" w:history="1">
           <w:r>
             <w:rPr>
               <w:rStyle w:val="Hyperlink"/>
@@ -4057,7 +4110,7 @@
           <w:sz w:val="24"/>
           <w:u w:val="single"/>
         </w:rPr>
-        <w:hyperlink r:id="rId22" w:history="1">
+        <w:hyperlink r:id="rId21" w:history="1">
           <w:r>
             <w:rPr>
               <w:rStyle w:val="Hyperlink"/>
@@ -4075,7 +4128,7 @@
           <w:sz w:val="24"/>
           <w:u w:val="single"/>
         </w:rPr>
-        <w:hyperlink r:id="rId22" w:history="1">
+        <w:hyperlink r:id="rId21" w:history="1">
           <w:r>
             <w:rPr>
               <w:rStyle w:val="Hyperlink"/>
@@ -4104,7 +4157,7 @@
           <w:sz w:val="24"/>
           <w:u w:val="single"/>
         </w:rPr>
-        <w:hyperlink r:id="rId22" w:history="1">
+        <w:hyperlink r:id="rId21" w:history="1">
           <w:r>
             <w:rPr>
               <w:rStyle w:val="Hyperlink"/>
@@ -4205,7 +4258,7 @@
           <w:sz w:val="24"/>
           <w:u w:val="single"/>
         </w:rPr>
-        <w:hyperlink r:id="rId24" w:history="1">
+        <w:hyperlink r:id="rId23" w:history="1">
           <w:r>
             <w:rPr>
               <w:rStyle w:val="Hyperlink"/>
@@ -4223,7 +4276,7 @@
           <w:sz w:val="24"/>
           <w:u w:val="single"/>
         </w:rPr>
-        <w:hyperlink r:id="rId24" w:history="1">
+        <w:hyperlink r:id="rId23" w:history="1">
           <w:r>
             <w:rPr>
               <w:rStyle w:val="Hyperlink"/>
@@ -4241,7 +4294,7 @@
           <w:sz w:val="24"/>
           <w:u w:val="single"/>
         </w:rPr>
-        <w:hyperlink r:id="rId24" w:history="1">
+        <w:hyperlink r:id="rId23" w:history="1">
           <w:r>
             <w:rPr>
               <w:rStyle w:val="Hyperlink"/>
@@ -4269,7 +4322,7 @@
           <w:sz w:val="24"/>
           <w:u w:val="single"/>
         </w:rPr>
-        <w:hyperlink r:id="rId25" w:history="1">
+        <w:hyperlink r:id="rId24" w:history="1">
           <w:r>
             <w:rPr>
               <w:rStyle w:val="Hyperlink"/>
@@ -4298,7 +4351,7 @@
           <w:sz w:val="24"/>
           <w:u w:val="single"/>
         </w:rPr>
-        <w:hyperlink r:id="rId25" w:history="1">
+        <w:hyperlink r:id="rId24" w:history="1">
           <w:r>
             <w:rPr>
               <w:rStyle w:val="Hyperlink"/>
@@ -4326,7 +4379,7 @@
           <w:sz w:val="24"/>
           <w:u w:val="single"/>
         </w:rPr>
-        <w:hyperlink r:id="rId24" w:history="1">
+        <w:hyperlink r:id="rId23" w:history="1">
           <w:r>
             <w:rPr>
               <w:rStyle w:val="Hyperlink"/>
@@ -4344,7 +4397,7 @@
           <w:sz w:val="24"/>
           <w:u w:val="single"/>
         </w:rPr>
-        <w:hyperlink r:id="rId24" w:history="1">
+        <w:hyperlink r:id="rId23" w:history="1">
           <w:r>
             <w:rPr>
               <w:rStyle w:val="Hyperlink"/>
@@ -4373,7 +4426,7 @@
           <w:sz w:val="24"/>
           <w:u w:val="single"/>
         </w:rPr>
-        <w:hyperlink r:id="rId24" w:history="1">
+        <w:hyperlink r:id="rId23" w:history="1">
           <w:r>
             <w:rPr>
               <w:rStyle w:val="Hyperlink"/>

--- a/EXPORTS/DOCX/published/niveau3/Dutch/WMLeiden.docx
+++ b/EXPORTS/DOCX/published/niveau3/Dutch/WMLeiden.docx
@@ -336,32 +336,7 @@
           <w:color w:val="000000"/>
           <w:sz w:val="24"/>
         </w:rPr>
-        <w:hyperlink r:id="rId9" w:history="1">
-          <w:r>
-            <w:rPr>
-              <w:rStyle w:val="Hyperlink"/>
-            </w:rPr>
-            <w:t xml:space="preserve">Rijks </w:t>
-          </w:r>
-        </w:hyperlink>
-      </w:r>
-      <w:r>
-        <w:rPr>
-          <w:u w:val="single" w:color="0000ff"/>
-          <w:rFonts w:ascii="Charis SIL Regular" w:hAnsi="Charis SIL Regular" w:eastAsia="Charis SIL Regular"/>
-          <w:b w:val="0"/>
-          <w:i w:val="0"/>
-          <w:color w:val="000000"/>
-          <w:sz w:val="24"/>
-        </w:rPr>
-        <w:hyperlink r:id="rId9" w:history="1">
-          <w:r>
-            <w:rPr>
-              <w:rStyle w:val="Hyperlink"/>
-            </w:rPr>
-            <w:t>Japa</w:t>
-          </w:r>
-        </w:hyperlink>
+        <w:t>Rijks Japa</w:t>
       </w:r>
       <w:r>
         <w:rPr>
@@ -557,7 +532,24 @@
           <w:color w:val="000000"/>
           <w:sz w:val="24"/>
         </w:rPr>
-        <w:t xml:space="preserve">van de collectie van het </w:t>
+        <w:t>van de collectie v</w:t>
+      </w:r>
+      <w:r>
+        <w:rPr>
+          <w:rFonts w:ascii="Charis SIL Regular" w:hAnsi="Charis SIL Regular" w:eastAsia="Charis SIL Regular"/>
+          <w:b w:val="0"/>
+          <w:i w:val="0"/>
+          <w:color w:val="000000"/>
+          <w:sz w:val="24"/>
+        </w:rPr>
+        <w:hyperlink r:id="rId10" w:history="1">
+          <w:r>
+            <w:rPr>
+              <w:rStyle w:val="Hyperlink"/>
+            </w:rPr>
+            <w:t xml:space="preserve">an het </w:t>
+          </w:r>
+        </w:hyperlink>
       </w:r>
       <w:r>
         <w:rPr>
@@ -568,7 +560,7 @@
           <w:sz w:val="24"/>
           <w:u w:val="single"/>
         </w:rPr>
-        <w:hyperlink r:id="rId11" w:history="1">
+        <w:hyperlink r:id="rId10" w:history="1">
           <w:r>
             <w:rPr>
               <w:rStyle w:val="Hyperlink"/>
@@ -586,7 +578,7 @@
           <w:sz w:val="24"/>
           <w:u w:val="single"/>
         </w:rPr>
-        <w:hyperlink r:id="rId11" w:history="1">
+        <w:hyperlink r:id="rId10" w:history="1">
           <w:r>
             <w:rPr>
               <w:rStyle w:val="Hyperlink"/>
@@ -604,7 +596,7 @@
           <w:sz w:val="24"/>
           <w:u w:val="single"/>
         </w:rPr>
-        <w:hyperlink r:id="rId11" w:history="1">
+        <w:hyperlink r:id="rId10" w:history="1">
           <w:r>
             <w:rPr>
               <w:rStyle w:val="Hyperlink"/>
@@ -622,7 +614,7 @@
           <w:sz w:val="24"/>
           <w:u w:val="single"/>
         </w:rPr>
-        <w:hyperlink r:id="rId10" w:history="1">
+        <w:hyperlink r:id="rId11" w:history="1">
           <w:r>
             <w:rPr>
               <w:rStyle w:val="Hyperlink"/>
@@ -651,7 +643,7 @@
           <w:sz w:val="24"/>
           <w:u w:val="single"/>
         </w:rPr>
-        <w:hyperlink r:id="rId10" w:history="1">
+        <w:hyperlink r:id="rId11" w:history="1">
           <w:r>
             <w:rPr>
               <w:rStyle w:val="Hyperlink"/>
@@ -669,7 +661,7 @@
           <w:sz w:val="24"/>
           <w:u w:val="single"/>
         </w:rPr>
-        <w:hyperlink r:id="rId10" w:history="1">
+        <w:hyperlink r:id="rId11" w:history="1">
           <w:r>
             <w:rPr>
               <w:rStyle w:val="Hyperlink"/>
@@ -716,7 +708,7 @@
           <w:sz w:val="24"/>
           <w:u w:val="single"/>
         </w:rPr>
-        <w:hyperlink r:id="rId10" w:history="1">
+        <w:hyperlink r:id="rId11" w:history="1">
           <w:r>
             <w:rPr>
               <w:rStyle w:val="Hyperlink"/>
@@ -761,71 +753,7 @@
           <w:color w:val="000000"/>
           <w:sz w:val="24"/>
         </w:rPr>
-        <w:t>toenmalige Rijks Etnogr</w:t>
-      </w:r>
-      <w:r>
-        <w:rPr>
-          <w:u w:val="single" w:color="0000ff"/>
-          <w:rFonts w:ascii="Charis SIL Regular" w:hAnsi="Charis SIL Regular" w:eastAsia="Charis SIL Regular"/>
-          <w:b w:val="0"/>
-          <w:i w:val="0"/>
-          <w:color w:val="000000"/>
-          <w:sz w:val="24"/>
-        </w:rPr>
-        <w:hyperlink r:id="rId11" w:history="1">
-          <w:r>
-            <w:rPr>
-              <w:rStyle w:val="Hyperlink"/>
-            </w:rPr>
-            <w:t>afisch Mus</w:t>
-          </w:r>
-        </w:hyperlink>
-      </w:r>
-      <w:r>
-        <w:rPr>
-          <w:rFonts w:ascii="Charis SIL Regular" w:hAnsi="Charis SIL Regular" w:eastAsia="Charis SIL Regular"/>
-          <w:b w:val="0"/>
-          <w:i w:val="0"/>
-          <w:color w:val="000000"/>
-          <w:sz w:val="24"/>
-        </w:rPr>
-        <w:hyperlink r:id="rId11" w:history="1">
-          <w:r>
-            <w:rPr>
-              <w:rStyle w:val="Hyperlink"/>
-            </w:rPr>
-            <w:t>e</w:t>
-          </w:r>
-        </w:hyperlink>
-      </w:r>
-      <w:r>
-        <w:rPr>
-          <w:u w:val="single" w:color="0000ff"/>
-          <w:rFonts w:ascii="Charis SIL Regular" w:hAnsi="Charis SIL Regular" w:eastAsia="Charis SIL Regular"/>
-          <w:b w:val="0"/>
-          <w:i w:val="0"/>
-          <w:color w:val="000000"/>
-          <w:sz w:val="24"/>
-        </w:rPr>
-        <w:t>um</w:t>
-      </w:r>
-      <w:r>
-        <w:rPr>
-          <w:u w:val="single" w:color="0000ff"/>
-          <w:rFonts w:ascii="Charis SIL Regular" w:hAnsi="Charis SIL Regular" w:eastAsia="Charis SIL Regular"/>
-          <w:b w:val="0"/>
-          <w:i w:val="0"/>
-          <w:color w:val="000000"/>
-          <w:sz w:val="24"/>
-        </w:rPr>
-        <w:hyperlink r:id="rId11" w:history="1">
-          <w:r>
-            <w:rPr>
-              <w:rStyle w:val="Hyperlink"/>
-            </w:rPr>
-            <w:t>. On</w:t>
-          </w:r>
-        </w:hyperlink>
+        <w:t>toenmalige Rijks Etnografisch Museum. On</w:t>
       </w:r>
       <w:r>
         <w:rPr>
@@ -1145,146 +1073,7 @@
           <w:color w:val="000000"/>
           <w:sz w:val="24"/>
         </w:rPr>
-        <w:t>Daarnaast was het Rij</w:t>
-      </w:r>
-      <w:r>
-        <w:rPr>
-          <w:rFonts w:ascii="Charis SIL Regular" w:hAnsi="Charis SIL Regular" w:eastAsia="Charis SIL Regular"/>
-          <w:b w:val="0"/>
-          <w:i w:val="0"/>
-          <w:color w:val="000000"/>
-          <w:sz w:val="24"/>
-        </w:rPr>
-        <w:hyperlink r:id="rId12" w:history="1">
-          <w:r>
-            <w:rPr>
-              <w:rStyle w:val="Hyperlink"/>
-            </w:rPr>
-            <w:t>ks Etnogra</w:t>
-          </w:r>
-        </w:hyperlink>
-      </w:r>
-      <w:r>
-        <w:rPr>
-          <w:rFonts w:ascii="Charis SIL Regular" w:hAnsi="Charis SIL Regular" w:eastAsia="Charis SIL Regular"/>
-          <w:b w:val="0"/>
-          <w:i w:val="0"/>
-          <w:color w:val="000000"/>
-          <w:sz w:val="24"/>
-        </w:rPr>
-        <w:hyperlink r:id="rId12" w:history="1">
-          <w:r>
-            <w:rPr>
-              <w:rStyle w:val="Hyperlink"/>
-            </w:rPr>
-            <w:t>fisch Muse</w:t>
-          </w:r>
-        </w:hyperlink>
-      </w:r>
-      <w:r>
-        <w:rPr>
-          <w:rFonts w:ascii="Charis SIL Regular" w:hAnsi="Charis SIL Regular" w:eastAsia="Charis SIL Regular"/>
-          <w:b w:val="0"/>
-          <w:i w:val="0"/>
-          <w:color w:val="000000"/>
-          <w:sz w:val="24"/>
-        </w:rPr>
-        <w:t>um</w:t>
-      </w:r>
-      <w:r>
-        <w:rPr>
-          <w:rFonts w:ascii="Charis SIL Regular" w:hAnsi="Charis SIL Regular" w:eastAsia="Charis SIL Regular"/>
-          <w:b w:val="0"/>
-          <w:i w:val="0"/>
-          <w:color w:val="000000"/>
-          <w:sz w:val="24"/>
-        </w:rPr>
-        <w:hyperlink r:id="rId12" w:history="1">
-          <w:r>
-            <w:rPr>
-              <w:rStyle w:val="Hyperlink"/>
-            </w:rPr>
-            <w:t xml:space="preserve"> zelf een act</w:t>
-          </w:r>
-        </w:hyperlink>
-      </w:r>
-      <w:r>
-        <w:rPr>
-          <w:rFonts w:ascii="Charis SIL Regular" w:hAnsi="Charis SIL Regular" w:eastAsia="Charis SIL Regular"/>
-          <w:b w:val="0"/>
-          <w:i w:val="0"/>
-          <w:color w:val="000000"/>
-          <w:sz w:val="24"/>
-        </w:rPr>
-        <w:hyperlink r:id="rId12" w:history="1">
-          <w:r>
-            <w:rPr>
-              <w:rStyle w:val="Hyperlink"/>
-            </w:rPr>
-            <w:t>i</w:t>
-          </w:r>
-        </w:hyperlink>
-      </w:r>
-      <w:r>
-        <w:rPr>
-          <w:rFonts w:ascii="Charis SIL Regular" w:hAnsi="Charis SIL Regular" w:eastAsia="Charis SIL Regular"/>
-          <w:b w:val="0"/>
-          <w:i w:val="0"/>
-          <w:color w:val="000000"/>
-          <w:sz w:val="24"/>
-        </w:rPr>
-        <w:hyperlink r:id="rId12" w:history="1">
-          <w:r>
-            <w:rPr>
-              <w:rStyle w:val="Hyperlink"/>
-            </w:rPr>
-            <w:t>eve</w:t>
-          </w:r>
-        </w:hyperlink>
-      </w:r>
-      <w:r>
-        <w:rPr>
-          <w:rFonts w:ascii="Charis SIL Regular" w:hAnsi="Charis SIL Regular" w:eastAsia="Charis SIL Regular"/>
-          <w:b w:val="0"/>
-          <w:i w:val="0"/>
-          <w:color w:val="000000"/>
-          <w:sz w:val="24"/>
-        </w:rPr>
-        <w:t xml:space="preserve"> </w:t>
-      </w:r>
-      <w:r>
-        <w:rPr>
-          <w:rFonts w:ascii="Charis SIL Regular" w:hAnsi="Charis SIL Regular" w:eastAsia="Charis SIL Regular"/>
-          <w:b w:val="0"/>
-          <w:i w:val="0"/>
-          <w:color w:val="000000"/>
-          <w:sz w:val="24"/>
-        </w:rPr>
-        <w:hyperlink r:id="rId12" w:history="1">
-          <w:r>
-            <w:rPr>
-              <w:rStyle w:val="Hyperlink"/>
-            </w:rPr>
-            <w:t>koper va</w:t>
-          </w:r>
-        </w:hyperlink>
-      </w:r>
-      <w:r>
-        <w:rPr>
-          <w:rFonts w:ascii="Charis SIL Regular" w:hAnsi="Charis SIL Regular" w:eastAsia="Charis SIL Regular"/>
-          <w:b w:val="0"/>
-          <w:i w:val="0"/>
-          <w:color w:val="000000"/>
-          <w:sz w:val="24"/>
-        </w:rPr>
-        <w:hyperlink r:id="rId12" w:history="1">
-          <w:r>
-            <w:rPr>
-              <w:rStyle w:val="Hyperlink"/>
-            </w:rPr>
-            <w:t>n e</w:t>
-          </w:r>
-        </w:hyperlink>
+        <w:t>Daarnaast was het Rijks Etnografisch Museum zelf een actieve koper van e</w:t>
       </w:r>
       <w:r>
         <w:rPr>
@@ -1436,25 +1225,7 @@
           <w:color w:val="000000"/>
           <w:sz w:val="24"/>
         </w:rPr>
-        <w:t>Nederlands-Indisc</w:t>
-      </w:r>
-      <w:r>
-        <w:rPr>
-          <w:u w:val="single" w:color="0000ff"/>
-          <w:rFonts w:ascii="Charis SIL Regular" w:hAnsi="Charis SIL Regular" w:eastAsia="Charis SIL Regular"/>
-          <w:b w:val="0"/>
-          <w:i w:val="0"/>
-          <w:color w:val="000000"/>
-          <w:sz w:val="24"/>
-        </w:rPr>
-        <w:hyperlink r:id="rId13" w:history="1">
-          <w:r>
-            <w:rPr>
-              <w:rStyle w:val="Hyperlink"/>
-            </w:rPr>
-            <w:t>h Leger (K</w:t>
-          </w:r>
-        </w:hyperlink>
+        <w:t>Nederlands-Indisch Leger (K</w:t>
       </w:r>
       <w:r>
         <w:rPr>
@@ -1860,25 +1631,7 @@
           <w:color w:val="000000"/>
           <w:sz w:val="24"/>
         </w:rPr>
-        <w:t>een aanzie</w:t>
-      </w:r>
-      <w:r>
-        <w:rPr>
-          <w:u w:val="single" w:color="0000ff"/>
-          <w:rFonts w:ascii="Charis SIL Regular" w:hAnsi="Charis SIL Regular" w:eastAsia="Charis SIL Regular"/>
-          <w:b w:val="0"/>
-          <w:i w:val="0"/>
-          <w:color w:val="000000"/>
-          <w:sz w:val="24"/>
-        </w:rPr>
-        <w:hyperlink r:id="rId10" w:history="1">
-          <w:r>
-            <w:rPr>
-              <w:rStyle w:val="Hyperlink"/>
-            </w:rPr>
-            <w:t>nlijke colle</w:t>
-          </w:r>
-        </w:hyperlink>
+        <w:t>een aanzienlijke colle</w:t>
       </w:r>
       <w:r>
         <w:rPr>
@@ -1907,14 +1660,7 @@
           <w:color w:val="000000"/>
           <w:sz w:val="24"/>
         </w:rPr>
-        <w:hyperlink r:id="rId10" w:history="1">
-          <w:r>
-            <w:rPr>
-              <w:rStyle w:val="Hyperlink"/>
-            </w:rPr>
-            <w:t>cten</w:t>
-          </w:r>
-        </w:hyperlink>
+        <w:t>cten</w:t>
       </w:r>
       <w:r>
         <w:rPr>
@@ -3355,7 +3101,7 @@
           <w:sz w:val="24"/>
           <w:u w:val="single"/>
         </w:rPr>
-        <w:hyperlink r:id="rId18" w:history="1">
+        <w:hyperlink r:id="rId17" w:history="1">
           <w:r>
             <w:rPr>
               <w:rStyle w:val="Hyperlink"/>
@@ -3373,7 +3119,7 @@
           <w:sz w:val="24"/>
           <w:u w:val="single"/>
         </w:rPr>
-        <w:hyperlink r:id="rId18" w:history="1">
+        <w:hyperlink r:id="rId17" w:history="1">
           <w:r>
             <w:rPr>
               <w:rStyle w:val="Hyperlink"/>
@@ -3550,7 +3296,7 @@
           <w:sz w:val="24"/>
           <w:u w:val="single"/>
         </w:rPr>
-        <w:hyperlink r:id="rId19" w:history="1">
+        <w:hyperlink r:id="rId18" w:history="1">
           <w:r>
             <w:rPr>
               <w:rStyle w:val="Hyperlink"/>
@@ -3568,7 +3314,7 @@
           <w:sz w:val="24"/>
           <w:u w:val="single"/>
         </w:rPr>
-        <w:hyperlink r:id="rId19" w:history="1">
+        <w:hyperlink r:id="rId18" w:history="1">
           <w:r>
             <w:rPr>
               <w:rStyle w:val="Hyperlink"/>
@@ -3586,7 +3332,7 @@
           <w:sz w:val="24"/>
           <w:u w:val="single"/>
         </w:rPr>
-        <w:hyperlink r:id="rId19" w:history="1">
+        <w:hyperlink r:id="rId18" w:history="1">
           <w:r>
             <w:rPr>
               <w:rStyle w:val="Hyperlink"/>
@@ -3604,7 +3350,7 @@
           <w:sz w:val="24"/>
           <w:u w:val="single"/>
         </w:rPr>
-        <w:hyperlink r:id="rId19" w:history="1">
+        <w:hyperlink r:id="rId18" w:history="1">
           <w:r>
             <w:rPr>
               <w:rStyle w:val="Hyperlink"/>
@@ -3632,7 +3378,7 @@
           <w:sz w:val="24"/>
           <w:u w:val="single"/>
         </w:rPr>
-        <w:hyperlink r:id="rId19" w:history="1">
+        <w:hyperlink r:id="rId18" w:history="1">
           <w:r>
             <w:rPr>
               <w:rStyle w:val="Hyperlink"/>
@@ -3679,7 +3425,7 @@
           <w:sz w:val="24"/>
           <w:u w:val="single"/>
         </w:rPr>
-        <w:hyperlink r:id="rId19" w:history="1">
+        <w:hyperlink r:id="rId18" w:history="1">
           <w:r>
             <w:rPr>
               <w:rStyle w:val="Hyperlink"/>

--- a/EXPORTS/DOCX/published/niveau3/Dutch/WMLeiden.docx
+++ b/EXPORTS/DOCX/published/niveau3/Dutch/WMLeiden.docx
@@ -336,7 +336,32 @@
           <w:color w:val="000000"/>
           <w:sz w:val="24"/>
         </w:rPr>
-        <w:t>Rijks Japa</w:t>
+        <w:hyperlink r:id="rId9" w:history="1">
+          <w:r>
+            <w:rPr>
+              <w:rStyle w:val="Hyperlink"/>
+            </w:rPr>
+            <w:t xml:space="preserve">Rijks </w:t>
+          </w:r>
+        </w:hyperlink>
+      </w:r>
+      <w:r>
+        <w:rPr>
+          <w:u w:val="single" w:color="0000ff"/>
+          <w:rFonts w:ascii="Charis SIL Regular" w:hAnsi="Charis SIL Regular" w:eastAsia="Charis SIL Regular"/>
+          <w:b w:val="0"/>
+          <w:i w:val="0"/>
+          <w:color w:val="000000"/>
+          <w:sz w:val="24"/>
+        </w:rPr>
+        <w:hyperlink r:id="rId9" w:history="1">
+          <w:r>
+            <w:rPr>
+              <w:rStyle w:val="Hyperlink"/>
+            </w:rPr>
+            <w:t>Japa</w:t>
+          </w:r>
+        </w:hyperlink>
       </w:r>
       <w:r>
         <w:rPr>
@@ -614,7 +639,7 @@
           <w:sz w:val="24"/>
           <w:u w:val="single"/>
         </w:rPr>
-        <w:hyperlink r:id="rId11" w:history="1">
+        <w:hyperlink r:id="rId10" w:history="1">
           <w:r>
             <w:rPr>
               <w:rStyle w:val="Hyperlink"/>
@@ -643,7 +668,7 @@
           <w:sz w:val="24"/>
           <w:u w:val="single"/>
         </w:rPr>
-        <w:hyperlink r:id="rId11" w:history="1">
+        <w:hyperlink r:id="rId10" w:history="1">
           <w:r>
             <w:rPr>
               <w:rStyle w:val="Hyperlink"/>
@@ -661,7 +686,7 @@
           <w:sz w:val="24"/>
           <w:u w:val="single"/>
         </w:rPr>
-        <w:hyperlink r:id="rId11" w:history="1">
+        <w:hyperlink r:id="rId10" w:history="1">
           <w:r>
             <w:rPr>
               <w:rStyle w:val="Hyperlink"/>
@@ -708,7 +733,7 @@
           <w:sz w:val="24"/>
           <w:u w:val="single"/>
         </w:rPr>
-        <w:hyperlink r:id="rId11" w:history="1">
+        <w:hyperlink r:id="rId10" w:history="1">
           <w:r>
             <w:rPr>
               <w:rStyle w:val="Hyperlink"/>
@@ -753,7 +778,71 @@
           <w:color w:val="000000"/>
           <w:sz w:val="24"/>
         </w:rPr>
-        <w:t>toenmalige Rijks Etnografisch Museum. On</w:t>
+        <w:t>toenmalige Rijks Etnogr</w:t>
+      </w:r>
+      <w:r>
+        <w:rPr>
+          <w:u w:val="single" w:color="0000ff"/>
+          <w:rFonts w:ascii="Charis SIL Regular" w:hAnsi="Charis SIL Regular" w:eastAsia="Charis SIL Regular"/>
+          <w:b w:val="0"/>
+          <w:i w:val="0"/>
+          <w:color w:val="000000"/>
+          <w:sz w:val="24"/>
+        </w:rPr>
+        <w:hyperlink r:id="rId11" w:history="1">
+          <w:r>
+            <w:rPr>
+              <w:rStyle w:val="Hyperlink"/>
+            </w:rPr>
+            <w:t>afisch Mus</w:t>
+          </w:r>
+        </w:hyperlink>
+      </w:r>
+      <w:r>
+        <w:rPr>
+          <w:rFonts w:ascii="Charis SIL Regular" w:hAnsi="Charis SIL Regular" w:eastAsia="Charis SIL Regular"/>
+          <w:b w:val="0"/>
+          <w:i w:val="0"/>
+          <w:color w:val="000000"/>
+          <w:sz w:val="24"/>
+        </w:rPr>
+        <w:hyperlink r:id="rId11" w:history="1">
+          <w:r>
+            <w:rPr>
+              <w:rStyle w:val="Hyperlink"/>
+            </w:rPr>
+            <w:t>e</w:t>
+          </w:r>
+        </w:hyperlink>
+      </w:r>
+      <w:r>
+        <w:rPr>
+          <w:u w:val="single" w:color="0000ff"/>
+          <w:rFonts w:ascii="Charis SIL Regular" w:hAnsi="Charis SIL Regular" w:eastAsia="Charis SIL Regular"/>
+          <w:b w:val="0"/>
+          <w:i w:val="0"/>
+          <w:color w:val="000000"/>
+          <w:sz w:val="24"/>
+        </w:rPr>
+        <w:t>um</w:t>
+      </w:r>
+      <w:r>
+        <w:rPr>
+          <w:u w:val="single" w:color="0000ff"/>
+          <w:rFonts w:ascii="Charis SIL Regular" w:hAnsi="Charis SIL Regular" w:eastAsia="Charis SIL Regular"/>
+          <w:b w:val="0"/>
+          <w:i w:val="0"/>
+          <w:color w:val="000000"/>
+          <w:sz w:val="24"/>
+        </w:rPr>
+        <w:hyperlink r:id="rId11" w:history="1">
+          <w:r>
+            <w:rPr>
+              <w:rStyle w:val="Hyperlink"/>
+            </w:rPr>
+            <w:t>. On</w:t>
+          </w:r>
+        </w:hyperlink>
       </w:r>
       <w:r>
         <w:rPr>
@@ -1073,7 +1162,129 @@
           <w:color w:val="000000"/>
           <w:sz w:val="24"/>
         </w:rPr>
-        <w:t>Daarnaast was het Rijks Etnografisch Museum zelf een actieve koper van e</w:t>
+        <w:t>Daarnaast was het Rijks Etnogra</w:t>
+      </w:r>
+      <w:r>
+        <w:rPr>
+          <w:rFonts w:ascii="Charis SIL Regular" w:hAnsi="Charis SIL Regular" w:eastAsia="Charis SIL Regular"/>
+          <w:b w:val="0"/>
+          <w:i w:val="0"/>
+          <w:color w:val="000000"/>
+          <w:sz w:val="24"/>
+        </w:rPr>
+        <w:hyperlink r:id="rId12" w:history="1">
+          <w:r>
+            <w:rPr>
+              <w:rStyle w:val="Hyperlink"/>
+            </w:rPr>
+            <w:t>fisch Muse</w:t>
+          </w:r>
+        </w:hyperlink>
+      </w:r>
+      <w:r>
+        <w:rPr>
+          <w:rFonts w:ascii="Charis SIL Regular" w:hAnsi="Charis SIL Regular" w:eastAsia="Charis SIL Regular"/>
+          <w:b w:val="0"/>
+          <w:i w:val="0"/>
+          <w:color w:val="000000"/>
+          <w:sz w:val="24"/>
+        </w:rPr>
+        <w:t>um</w:t>
+      </w:r>
+      <w:r>
+        <w:rPr>
+          <w:rFonts w:ascii="Charis SIL Regular" w:hAnsi="Charis SIL Regular" w:eastAsia="Charis SIL Regular"/>
+          <w:b w:val="0"/>
+          <w:i w:val="0"/>
+          <w:color w:val="000000"/>
+          <w:sz w:val="24"/>
+        </w:rPr>
+        <w:hyperlink r:id="rId12" w:history="1">
+          <w:r>
+            <w:rPr>
+              <w:rStyle w:val="Hyperlink"/>
+            </w:rPr>
+            <w:t xml:space="preserve"> zelf een act</w:t>
+          </w:r>
+        </w:hyperlink>
+      </w:r>
+      <w:r>
+        <w:rPr>
+          <w:rFonts w:ascii="Charis SIL Regular" w:hAnsi="Charis SIL Regular" w:eastAsia="Charis SIL Regular"/>
+          <w:b w:val="0"/>
+          <w:i w:val="0"/>
+          <w:color w:val="000000"/>
+          <w:sz w:val="24"/>
+        </w:rPr>
+        <w:hyperlink r:id="rId12" w:history="1">
+          <w:r>
+            <w:rPr>
+              <w:rStyle w:val="Hyperlink"/>
+            </w:rPr>
+            <w:t>i</w:t>
+          </w:r>
+        </w:hyperlink>
+      </w:r>
+      <w:r>
+        <w:rPr>
+          <w:rFonts w:ascii="Charis SIL Regular" w:hAnsi="Charis SIL Regular" w:eastAsia="Charis SIL Regular"/>
+          <w:b w:val="0"/>
+          <w:i w:val="0"/>
+          <w:color w:val="000000"/>
+          <w:sz w:val="24"/>
+        </w:rPr>
+        <w:hyperlink r:id="rId12" w:history="1">
+          <w:r>
+            <w:rPr>
+              <w:rStyle w:val="Hyperlink"/>
+            </w:rPr>
+            <w:t>eve</w:t>
+          </w:r>
+        </w:hyperlink>
+      </w:r>
+      <w:r>
+        <w:rPr>
+          <w:rFonts w:ascii="Charis SIL Regular" w:hAnsi="Charis SIL Regular" w:eastAsia="Charis SIL Regular"/>
+          <w:b w:val="0"/>
+          <w:i w:val="0"/>
+          <w:color w:val="000000"/>
+          <w:sz w:val="24"/>
+        </w:rPr>
+        <w:t xml:space="preserve"> </w:t>
+      </w:r>
+      <w:r>
+        <w:rPr>
+          <w:rFonts w:ascii="Charis SIL Regular" w:hAnsi="Charis SIL Regular" w:eastAsia="Charis SIL Regular"/>
+          <w:b w:val="0"/>
+          <w:i w:val="0"/>
+          <w:color w:val="000000"/>
+          <w:sz w:val="24"/>
+        </w:rPr>
+        <w:hyperlink r:id="rId12" w:history="1">
+          <w:r>
+            <w:rPr>
+              <w:rStyle w:val="Hyperlink"/>
+            </w:rPr>
+            <w:t>koper va</w:t>
+          </w:r>
+        </w:hyperlink>
+      </w:r>
+      <w:r>
+        <w:rPr>
+          <w:rFonts w:ascii="Charis SIL Regular" w:hAnsi="Charis SIL Regular" w:eastAsia="Charis SIL Regular"/>
+          <w:b w:val="0"/>
+          <w:i w:val="0"/>
+          <w:color w:val="000000"/>
+          <w:sz w:val="24"/>
+        </w:rPr>
+        <w:hyperlink r:id="rId12" w:history="1">
+          <w:r>
+            <w:rPr>
+              <w:rStyle w:val="Hyperlink"/>
+            </w:rPr>
+            <w:t>n e</w:t>
+          </w:r>
+        </w:hyperlink>
       </w:r>
       <w:r>
         <w:rPr>
@@ -1225,35 +1436,7 @@
           <w:color w:val="000000"/>
           <w:sz w:val="24"/>
         </w:rPr>
-        <w:t>Nederlands-Indisch Leger (K</w:t>
-      </w:r>
-      <w:r>
-        <w:rPr>
-          <w:u w:val="single" w:color="0000ff"/>
-          <w:rFonts w:ascii="Charis SIL Regular" w:hAnsi="Charis SIL Regular" w:eastAsia="Charis SIL Regular"/>
-          <w:b w:val="0"/>
-          <w:i w:val="0"/>
-          <w:color w:val="000000"/>
-          <w:sz w:val="24"/>
-        </w:rPr>
-        <w:hyperlink r:id="rId13" w:history="1">
-          <w:r>
-            <w:rPr>
-              <w:rStyle w:val="Hyperlink"/>
-            </w:rPr>
-            <w:t>NIL). Het ov</w:t>
-          </w:r>
-        </w:hyperlink>
-      </w:r>
-      <w:r>
-        <w:rPr>
-          <w:rFonts w:ascii="Charis SIL Regular" w:hAnsi="Charis SIL Regular" w:eastAsia="Charis SIL Regular"/>
-          <w:b w:val="0"/>
-          <w:i w:val="0"/>
-          <w:color w:val="000000"/>
-          <w:sz w:val="24"/>
-        </w:rPr>
-        <w:t>erg</w:t>
+        <w:t>Nederlands-Indisch Leger (KNIL). Het overg</w:t>
       </w:r>
       <w:r>
         <w:rPr>
@@ -1631,7 +1814,25 @@
           <w:color w:val="000000"/>
           <w:sz w:val="24"/>
         </w:rPr>
-        <w:t>een aanzienlijke colle</w:t>
+        <w:t>een aanzie</w:t>
+      </w:r>
+      <w:r>
+        <w:rPr>
+          <w:u w:val="single" w:color="0000ff"/>
+          <w:rFonts w:ascii="Charis SIL Regular" w:hAnsi="Charis SIL Regular" w:eastAsia="Charis SIL Regular"/>
+          <w:b w:val="0"/>
+          <w:i w:val="0"/>
+          <w:color w:val="000000"/>
+          <w:sz w:val="24"/>
+        </w:rPr>
+        <w:hyperlink r:id="rId10" w:history="1">
+          <w:r>
+            <w:rPr>
+              <w:rStyle w:val="Hyperlink"/>
+            </w:rPr>
+            <w:t>nlijke colle</w:t>
+          </w:r>
+        </w:hyperlink>
       </w:r>
       <w:r>
         <w:rPr>
@@ -1660,7 +1861,14 @@
           <w:color w:val="000000"/>
           <w:sz w:val="24"/>
         </w:rPr>
-        <w:t>cten</w:t>
+        <w:hyperlink r:id="rId10" w:history="1">
+          <w:r>
+            <w:rPr>
+              <w:rStyle w:val="Hyperlink"/>
+            </w:rPr>
+            <w:t>cten</w:t>
+          </w:r>
+        </w:hyperlink>
       </w:r>
       <w:r>
         <w:rPr>
@@ -3101,7 +3309,7 @@
           <w:sz w:val="24"/>
           <w:u w:val="single"/>
         </w:rPr>
-        <w:hyperlink r:id="rId17" w:history="1">
+        <w:hyperlink r:id="rId18" w:history="1">
           <w:r>
             <w:rPr>
               <w:rStyle w:val="Hyperlink"/>
@@ -3119,7 +3327,7 @@
           <w:sz w:val="24"/>
           <w:u w:val="single"/>
         </w:rPr>
-        <w:hyperlink r:id="rId17" w:history="1">
+        <w:hyperlink r:id="rId18" w:history="1">
           <w:r>
             <w:rPr>
               <w:rStyle w:val="Hyperlink"/>
@@ -3148,7 +3356,7 @@
           <w:sz w:val="24"/>
           <w:u w:val="single"/>
         </w:rPr>
-        <w:hyperlink r:id="rId17" w:history="1">
+        <w:hyperlink r:id="rId18" w:history="1">
           <w:r>
             <w:rPr>
               <w:rStyle w:val="Hyperlink"/>
@@ -3296,7 +3504,7 @@
           <w:sz w:val="24"/>
           <w:u w:val="single"/>
         </w:rPr>
-        <w:hyperlink r:id="rId18" w:history="1">
+        <w:hyperlink r:id="rId19" w:history="1">
           <w:r>
             <w:rPr>
               <w:rStyle w:val="Hyperlink"/>
@@ -3314,7 +3522,7 @@
           <w:sz w:val="24"/>
           <w:u w:val="single"/>
         </w:rPr>
-        <w:hyperlink r:id="rId18" w:history="1">
+        <w:hyperlink r:id="rId19" w:history="1">
           <w:r>
             <w:rPr>
               <w:rStyle w:val="Hyperlink"/>
@@ -3332,7 +3540,7 @@
           <w:sz w:val="24"/>
           <w:u w:val="single"/>
         </w:rPr>
-        <w:hyperlink r:id="rId18" w:history="1">
+        <w:hyperlink r:id="rId19" w:history="1">
           <w:r>
             <w:rPr>
               <w:rStyle w:val="Hyperlink"/>
@@ -3350,7 +3558,7 @@
           <w:sz w:val="24"/>
           <w:u w:val="single"/>
         </w:rPr>
-        <w:hyperlink r:id="rId18" w:history="1">
+        <w:hyperlink r:id="rId19" w:history="1">
           <w:r>
             <w:rPr>
               <w:rStyle w:val="Hyperlink"/>
@@ -3378,7 +3586,7 @@
           <w:sz w:val="24"/>
           <w:u w:val="single"/>
         </w:rPr>
-        <w:hyperlink r:id="rId18" w:history="1">
+        <w:hyperlink r:id="rId19" w:history="1">
           <w:r>
             <w:rPr>
               <w:rStyle w:val="Hyperlink"/>
@@ -3425,7 +3633,7 @@
           <w:sz w:val="24"/>
           <w:u w:val="single"/>
         </w:rPr>
-        <w:hyperlink r:id="rId18" w:history="1">
+        <w:hyperlink r:id="rId20" w:history="1">
           <w:r>
             <w:rPr>
               <w:rStyle w:val="Hyperlink"/>
@@ -3553,7 +3761,7 @@
           <w:sz w:val="24"/>
           <w:u w:val="single"/>
         </w:rPr>
-        <w:hyperlink r:id="rId20" w:history="1">
+        <w:hyperlink r:id="rId21" w:history="1">
           <w:r>
             <w:rPr>
               <w:rStyle w:val="Hyperlink"/>
@@ -3571,7 +3779,7 @@
           <w:sz w:val="24"/>
           <w:u w:val="single"/>
         </w:rPr>
-        <w:hyperlink r:id="rId20" w:history="1">
+        <w:hyperlink r:id="rId21" w:history="1">
           <w:r>
             <w:rPr>
               <w:rStyle w:val="Hyperlink"/>
@@ -3589,7 +3797,7 @@
           <w:sz w:val="24"/>
           <w:u w:val="single"/>
         </w:rPr>
-        <w:hyperlink r:id="rId20" w:history="1">
+        <w:hyperlink r:id="rId21" w:history="1">
           <w:r>
             <w:rPr>
               <w:rStyle w:val="Hyperlink"/>
@@ -3607,7 +3815,7 @@
           <w:sz w:val="24"/>
           <w:u w:val="single"/>
         </w:rPr>
-        <w:hyperlink r:id="rId20" w:history="1">
+        <w:hyperlink r:id="rId21" w:history="1">
           <w:r>
             <w:rPr>
               <w:rStyle w:val="Hyperlink"/>
@@ -3735,7 +3943,7 @@
           <w:sz w:val="24"/>
           <w:u w:val="single"/>
         </w:rPr>
-        <w:hyperlink r:id="rId21" w:history="1">
+        <w:hyperlink r:id="rId22" w:history="1">
           <w:r>
             <w:rPr>
               <w:rStyle w:val="Hyperlink"/>
@@ -3753,7 +3961,7 @@
           <w:sz w:val="24"/>
           <w:u w:val="single"/>
         </w:rPr>
-        <w:hyperlink r:id="rId21" w:history="1">
+        <w:hyperlink r:id="rId22" w:history="1">
           <w:r>
             <w:rPr>
               <w:rStyle w:val="Hyperlink"/>
@@ -3771,7 +3979,7 @@
           <w:sz w:val="24"/>
           <w:u w:val="single"/>
         </w:rPr>
-        <w:hyperlink r:id="rId21" w:history="1">
+        <w:hyperlink r:id="rId22" w:history="1">
           <w:r>
             <w:rPr>
               <w:rStyle w:val="Hyperlink"/>
@@ -3799,7 +4007,7 @@
           <w:sz w:val="24"/>
           <w:u w:val="single"/>
         </w:rPr>
-        <w:hyperlink r:id="rId22" w:history="1">
+        <w:hyperlink r:id="rId23" w:history="1">
           <w:r>
             <w:rPr>
               <w:rStyle w:val="Hyperlink"/>
@@ -3828,7 +4036,7 @@
           <w:sz w:val="24"/>
           <w:u w:val="single"/>
         </w:rPr>
-        <w:hyperlink r:id="rId22" w:history="1">
+        <w:hyperlink r:id="rId23" w:history="1">
           <w:r>
             <w:rPr>
               <w:rStyle w:val="Hyperlink"/>
@@ -3856,7 +4064,7 @@
           <w:sz w:val="24"/>
           <w:u w:val="single"/>
         </w:rPr>
-        <w:hyperlink r:id="rId21" w:history="1">
+        <w:hyperlink r:id="rId22" w:history="1">
           <w:r>
             <w:rPr>
               <w:rStyle w:val="Hyperlink"/>
@@ -3874,7 +4082,7 @@
           <w:sz w:val="24"/>
           <w:u w:val="single"/>
         </w:rPr>
-        <w:hyperlink r:id="rId21" w:history="1">
+        <w:hyperlink r:id="rId22" w:history="1">
           <w:r>
             <w:rPr>
               <w:rStyle w:val="Hyperlink"/>
@@ -3903,7 +4111,7 @@
           <w:sz w:val="24"/>
           <w:u w:val="single"/>
         </w:rPr>
-        <w:hyperlink r:id="rId21" w:history="1">
+        <w:hyperlink r:id="rId22" w:history="1">
           <w:r>
             <w:rPr>
               <w:rStyle w:val="Hyperlink"/>
@@ -4004,7 +4212,7 @@
           <w:sz w:val="24"/>
           <w:u w:val="single"/>
         </w:rPr>
-        <w:hyperlink r:id="rId23" w:history="1">
+        <w:hyperlink r:id="rId24" w:history="1">
           <w:r>
             <w:rPr>
               <w:rStyle w:val="Hyperlink"/>
@@ -4022,7 +4230,7 @@
           <w:sz w:val="24"/>
           <w:u w:val="single"/>
         </w:rPr>
-        <w:hyperlink r:id="rId23" w:history="1">
+        <w:hyperlink r:id="rId24" w:history="1">
           <w:r>
             <w:rPr>
               <w:rStyle w:val="Hyperlink"/>
@@ -4040,7 +4248,7 @@
           <w:sz w:val="24"/>
           <w:u w:val="single"/>
         </w:rPr>
-        <w:hyperlink r:id="rId23" w:history="1">
+        <w:hyperlink r:id="rId24" w:history="1">
           <w:r>
             <w:rPr>
               <w:rStyle w:val="Hyperlink"/>
@@ -4068,7 +4276,7 @@
           <w:sz w:val="24"/>
           <w:u w:val="single"/>
         </w:rPr>
-        <w:hyperlink r:id="rId24" w:history="1">
+        <w:hyperlink r:id="rId25" w:history="1">
           <w:r>
             <w:rPr>
               <w:rStyle w:val="Hyperlink"/>
@@ -4097,7 +4305,7 @@
           <w:sz w:val="24"/>
           <w:u w:val="single"/>
         </w:rPr>
-        <w:hyperlink r:id="rId24" w:history="1">
+        <w:hyperlink r:id="rId25" w:history="1">
           <w:r>
             <w:rPr>
               <w:rStyle w:val="Hyperlink"/>
@@ -4125,7 +4333,7 @@
           <w:sz w:val="24"/>
           <w:u w:val="single"/>
         </w:rPr>
-        <w:hyperlink r:id="rId23" w:history="1">
+        <w:hyperlink r:id="rId24" w:history="1">
           <w:r>
             <w:rPr>
               <w:rStyle w:val="Hyperlink"/>
@@ -4143,7 +4351,7 @@
           <w:sz w:val="24"/>
           <w:u w:val="single"/>
         </w:rPr>
-        <w:hyperlink r:id="rId23" w:history="1">
+        <w:hyperlink r:id="rId24" w:history="1">
           <w:r>
             <w:rPr>
               <w:rStyle w:val="Hyperlink"/>
@@ -4172,7 +4380,7 @@
           <w:sz w:val="24"/>
           <w:u w:val="single"/>
         </w:rPr>
-        <w:hyperlink r:id="rId23" w:history="1">
+        <w:hyperlink r:id="rId24" w:history="1">
           <w:r>
             <w:rPr>
               <w:rStyle w:val="Hyperlink"/>
